--- a/docs/ClavaMetrics-Encargo-y-conflicto-de-interes.docx
+++ b/docs/ClavaMetrics-Encargo-y-conflicto-de-interes.docx
@@ -35,7 +35,7 @@
           <w:color w:val="5C6B62"/>
           <w:sz w:val="22"/>
         </w:rPr>
-        <w:t>Borrador para revisión letrada. Redactado sobre el estado técnico real de la plataforma a 16 de septiembre de 2026, no sobre supuestos.</w:t>
+        <w:t>Borrador para revisión letrada. Redactado sobre el estado técnico real de la plataforma a 18 de septiembre de 2026, no sobre supuestos.</w:t>
       </w:r>
     </w:p>
     <w:p>
@@ -118,21 +118,66 @@
     <w:p>
       <w:r>
         <w:rPr>
+          <w:b/>
+        </w:rPr>
+        <w:t>Corrección respecto de la versión anterior.</w:t>
+      </w:r>
+      <w:r>
+        <w:rPr>
           <w:b w:val="0"/>
         </w:rPr>
-        <w:t xml:space="preserve">Existe un club español dado de alta en la plataforma, lo que hace aplicable el RGPD de forma actual y no hipotética. Se tratan datos de salud de deportistas, categoría especial del artículo 9, y entre ellos figuran </w:t>
+        <w:t xml:space="preserve"> Confirmado por el cliente el 18 de septiembre de 2026: el club Clava FC es un entorno de pruebas y sus 45 fichas no corresponden a personas reales. El otro club español dado de alta, Lorca Deportiva, no contiene dato alguno. El único club con datos reales radica en Camboya.</w:t>
+      </w:r>
+    </w:p>
+    <w:p>
+      <w:r>
+        <w:rPr>
+          <w:b w:val="0"/>
+        </w:rPr>
+        <w:t xml:space="preserve">En consecuencia, </w:t>
       </w:r>
       <w:r>
         <w:rPr>
           <w:b/>
         </w:rPr>
-        <w:t>al menos 24 personas menores de edad</w:t>
+        <w:t>el argumento de que el RGPD resulta aplicable por existir hoy un club europeo con datos no se sostiene</w:t>
       </w:r>
       <w:r>
         <w:rPr>
           <w:b w:val="0"/>
         </w:rPr>
-        <w:t>.</w:t>
+        <w:t>. La aplicabilidad habrá de fundarse, en su caso, en la oferta del servicio dirigida al mercado europeo —sitio web en español y portugués, precios publicados y un club español dado de alta—, lo que remite al artículo 3.2. Es calificación que corresponde a la letrada.</w:t>
+      </w:r>
+    </w:p>
+    <w:p>
+      <w:pPr>
+        <w:pStyle w:val="NotaAbogada"/>
+      </w:pPr>
+      <w:r>
+        <w:rPr>
+          <w:b w:val="0"/>
+        </w:rPr>
+        <w:t>NOTA — Que no resulte aplicable hoy no permite aplazarlo. Lo será en cuanto el primer club europeo incorpore un jugador, y ya hay uno dado de alta. Además, en la jurisdicción donde sí hay datos reales no existe norma equivalente, de modo que allí el contrato es la única protección del cliente: ello hace el presente documento más necesario, no menos.</w:t>
+      </w:r>
+    </w:p>
+    <w:p>
+      <w:r>
+        <w:rPr>
+          <w:b w:val="0"/>
+        </w:rPr>
+        <w:t xml:space="preserve">Lo que sí constituye hecho actual: se tratan datos de salud de deportistas, categoría especial del artículo 9, y entre ellos figuran </w:t>
+      </w:r>
+      <w:r>
+        <w:rPr>
+          <w:b/>
+        </w:rPr>
+        <w:t>25 personas menores de edad</w:t>
+      </w:r>
+      <w:r>
+        <w:rPr>
+          <w:b w:val="0"/>
+        </w:rPr>
+        <w:t xml:space="preserve"> identificadas, más 5 fichas de edad desconocida.</w:t>
       </w:r>
     </w:p>
     <w:p>
@@ -172,19 +217,19 @@
         <w:rPr>
           <w:b w:val="0"/>
         </w:rPr>
-        <w:t xml:space="preserve">21 jugadores menores de 18 años en un club y 3 en su equipo sub-18. Además, </w:t>
+        <w:t xml:space="preserve">A 18 de septiembre, sobre fichas activas: 22 menores de 18 años en un club y 3 en su equipo sub-18. Restan </w:t>
       </w:r>
       <w:r>
         <w:rPr>
           <w:b/>
         </w:rPr>
-        <w:t>23 jugadores carecían de fecha de nacimiento</w:t>
+        <w:t>5 fichas sin fecha de nacimiento</w:t>
       </w:r>
       <w:r>
         <w:rPr>
           <w:b w:val="0"/>
         </w:rPr>
-        <w:t>, por lo que la cifra real no podía determinarse.</w:t>
+        <w:t>, por lo que 25 es un mínimo y no una certeza.</w:t>
       </w:r>
     </w:p>
     <w:p>
@@ -3003,7 +3048,7 @@
         <w:color w:val="5C6B62"/>
         <w:sz w:val="16"/>
       </w:rPr>
-      <w:t>Borrador v3 · 16 de septiembre de 2026 · ClavaMetrics · Documento de trabajo, no firmar sin revisión letrada</w:t>
+      <w:t>Borrador v4 · 18 de septiembre de 2026 · ClavaMetrics · Documento de trabajo, no firmar sin revisión letrada</w:t>
     </w:r>
   </w:p>
 </w:ftr>
